--- a/lb2/Pimakhin_Roman_lb2.docx
+++ b/lb2/Pimakhin_Roman_lb2.docx
@@ -95,7 +95,27 @@
           <w:szCs w:val="28"/>
           <w:lang w:eastAsia="ru-RU" w:bidi="ar-SA"/>
         </w:rPr>
-        <w:t>«ЛЭТИ» им. В.И. Ульянова (Ленина)</w:t>
+        <w:t xml:space="preserve">«ЛЭТИ» им. </w:t>
+      </w:r>
+      <w:proofErr w:type="gramStart"/>
+      <w:r>
+        <w:rPr>
+          <w:b/>
+          <w:caps/>
+          <w:szCs w:val="28"/>
+          <w:lang w:eastAsia="ru-RU" w:bidi="ar-SA"/>
+        </w:rPr>
+        <w:t>В.И.</w:t>
+      </w:r>
+      <w:proofErr w:type="gramEnd"/>
+      <w:r>
+        <w:rPr>
+          <w:b/>
+          <w:caps/>
+          <w:szCs w:val="28"/>
+          <w:lang w:eastAsia="ru-RU" w:bidi="ar-SA"/>
+        </w:rPr>
+        <w:t xml:space="preserve"> Ульянова (Ленина)</w:t>
       </w:r>
     </w:p>
     <w:p>
@@ -210,9 +230,6 @@
       <w:pPr>
         <w:pStyle w:val="Standard"/>
         <w:jc w:val="center"/>
-        <w:rPr>
-          <w:lang w:val="en-US"/>
-        </w:rPr>
       </w:pPr>
       <w:r>
         <w:rPr>
@@ -439,37 +456,7 @@
               <w:rPr>
                 <w:szCs w:val="28"/>
               </w:rPr>
-              <w:t>Пимахин</w:t>
-            </w:r>
-            <w:r>
-              <w:rPr>
-                <w:szCs w:val="28"/>
-              </w:rPr>
-              <w:t xml:space="preserve"> </w:t>
-            </w:r>
-            <w:r>
-              <w:rPr>
-                <w:szCs w:val="28"/>
-              </w:rPr>
-              <w:t>Р</w:t>
-            </w:r>
-            <w:r>
-              <w:rPr>
-                <w:szCs w:val="28"/>
-              </w:rPr>
-              <w:t>.</w:t>
-            </w:r>
-            <w:r>
-              <w:rPr>
-                <w:szCs w:val="28"/>
-              </w:rPr>
-              <w:t>А</w:t>
-            </w:r>
-            <w:r>
-              <w:rPr>
-                <w:szCs w:val="28"/>
-              </w:rPr>
-              <w:t>.</w:t>
+              <w:t>Пимахин Р.А.</w:t>
             </w:r>
           </w:p>
         </w:tc>
@@ -548,11 +535,19 @@
                 <w:szCs w:val="28"/>
               </w:rPr>
             </w:pPr>
-            <w:r>
-              <w:rPr>
-                <w:szCs w:val="28"/>
-              </w:rPr>
-              <w:t>Жангиров Т.Р.</w:t>
+            <w:proofErr w:type="spellStart"/>
+            <w:r>
+              <w:rPr>
+                <w:szCs w:val="28"/>
+              </w:rPr>
+              <w:t>Жангиров</w:t>
+            </w:r>
+            <w:proofErr w:type="spellEnd"/>
+            <w:r>
+              <w:rPr>
+                <w:szCs w:val="28"/>
+              </w:rPr>
+              <w:t xml:space="preserve"> Т.Р.</w:t>
             </w:r>
           </w:p>
         </w:tc>
@@ -833,7 +828,127 @@
           <w:szCs w:val="28"/>
           <w:lang w:val="ru-RU"/>
         </w:rPr>
-        <w:t>Матрица расстояний между городами размером n×n , где graph[i][j] обозначает расстояние от города i до города j. Если graph[i][j]=0 (и i ≠ j ), это означает, что прямого пути между городами нет.</w:t>
+        <w:t xml:space="preserve">Матрица расстояний между городами размером </w:t>
+      </w:r>
+      <w:proofErr w:type="spellStart"/>
+      <w:r>
+        <w:rPr>
+          <w:rFonts w:ascii="Times New Roman" w:hAnsi="Times New Roman" w:cs="Times New Roman"/>
+          <w:sz w:val="28"/>
+          <w:szCs w:val="28"/>
+          <w:lang w:val="ru-RU"/>
+        </w:rPr>
+        <w:t>n×</w:t>
+      </w:r>
+      <w:proofErr w:type="gramStart"/>
+      <w:r>
+        <w:rPr>
+          <w:rFonts w:ascii="Times New Roman" w:hAnsi="Times New Roman" w:cs="Times New Roman"/>
+          <w:sz w:val="28"/>
+          <w:szCs w:val="28"/>
+          <w:lang w:val="ru-RU"/>
+        </w:rPr>
+        <w:t>n</w:t>
+      </w:r>
+      <w:proofErr w:type="spellEnd"/>
+      <w:r>
+        <w:rPr>
+          <w:rFonts w:ascii="Times New Roman" w:hAnsi="Times New Roman" w:cs="Times New Roman"/>
+          <w:sz w:val="28"/>
+          <w:szCs w:val="28"/>
+          <w:lang w:val="ru-RU"/>
+        </w:rPr>
+        <w:t> ,</w:t>
+      </w:r>
+      <w:proofErr w:type="gramEnd"/>
+      <w:r>
+        <w:rPr>
+          <w:rFonts w:ascii="Times New Roman" w:hAnsi="Times New Roman" w:cs="Times New Roman"/>
+          <w:sz w:val="28"/>
+          <w:szCs w:val="28"/>
+          <w:lang w:val="ru-RU"/>
+        </w:rPr>
+        <w:t xml:space="preserve"> где </w:t>
+      </w:r>
+      <w:proofErr w:type="spellStart"/>
+      <w:r>
+        <w:rPr>
+          <w:rFonts w:ascii="Times New Roman" w:hAnsi="Times New Roman" w:cs="Times New Roman"/>
+          <w:sz w:val="28"/>
+          <w:szCs w:val="28"/>
+          <w:lang w:val="ru-RU"/>
+        </w:rPr>
+        <w:t>graph</w:t>
+      </w:r>
+      <w:proofErr w:type="spellEnd"/>
+      <w:r>
+        <w:rPr>
+          <w:rFonts w:ascii="Times New Roman" w:hAnsi="Times New Roman" w:cs="Times New Roman"/>
+          <w:sz w:val="28"/>
+          <w:szCs w:val="28"/>
+          <w:lang w:val="ru-RU"/>
+        </w:rPr>
+        <w:t xml:space="preserve">[i][j] обозначает расстояние от города i до города j. Если </w:t>
+      </w:r>
+      <w:proofErr w:type="spellStart"/>
+      <w:r>
+        <w:rPr>
+          <w:rFonts w:ascii="Times New Roman" w:hAnsi="Times New Roman" w:cs="Times New Roman"/>
+          <w:sz w:val="28"/>
+          <w:szCs w:val="28"/>
+          <w:lang w:val="ru-RU"/>
+        </w:rPr>
+        <w:t>graph</w:t>
+      </w:r>
+      <w:proofErr w:type="spellEnd"/>
+      <w:r>
+        <w:rPr>
+          <w:rFonts w:ascii="Times New Roman" w:hAnsi="Times New Roman" w:cs="Times New Roman"/>
+          <w:sz w:val="28"/>
+          <w:szCs w:val="28"/>
+          <w:lang w:val="ru-RU"/>
+        </w:rPr>
+        <w:t>[i][</w:t>
+      </w:r>
+      <w:proofErr w:type="gramStart"/>
+      <w:r>
+        <w:rPr>
+          <w:rFonts w:ascii="Times New Roman" w:hAnsi="Times New Roman" w:cs="Times New Roman"/>
+          <w:sz w:val="28"/>
+          <w:szCs w:val="28"/>
+          <w:lang w:val="ru-RU"/>
+        </w:rPr>
+        <w:t>j]=</w:t>
+      </w:r>
+      <w:proofErr w:type="gramEnd"/>
+      <w:r>
+        <w:rPr>
+          <w:rFonts w:ascii="Times New Roman" w:hAnsi="Times New Roman" w:cs="Times New Roman"/>
+          <w:sz w:val="28"/>
+          <w:szCs w:val="28"/>
+          <w:lang w:val="ru-RU"/>
+        </w:rPr>
+        <w:t xml:space="preserve">0 (и i ≠ </w:t>
+      </w:r>
+      <w:proofErr w:type="gramStart"/>
+      <w:r>
+        <w:rPr>
+          <w:rFonts w:ascii="Times New Roman" w:hAnsi="Times New Roman" w:cs="Times New Roman"/>
+          <w:sz w:val="28"/>
+          <w:szCs w:val="28"/>
+          <w:lang w:val="ru-RU"/>
+        </w:rPr>
+        <w:t>j )</w:t>
+      </w:r>
+      <w:proofErr w:type="gramEnd"/>
+      <w:r>
+        <w:rPr>
+          <w:rFonts w:ascii="Times New Roman" w:hAnsi="Times New Roman" w:cs="Times New Roman"/>
+          <w:sz w:val="28"/>
+          <w:szCs w:val="28"/>
+          <w:lang w:val="ru-RU"/>
+        </w:rPr>
+        <w:t>, это означает, что прямого пути между городами нет.</w:t>
       </w:r>
     </w:p>
     <w:p>
@@ -937,7 +1052,47 @@
           <w:szCs w:val="28"/>
           <w:lang w:val="ru-RU"/>
         </w:rPr>
-        <w:t>Если такого пути не существует, вывести "no path".</w:t>
+        <w:t>Если такого пути не существует, вывести "</w:t>
+      </w:r>
+      <w:proofErr w:type="spellStart"/>
+      <w:r>
+        <w:rPr>
+          <w:rFonts w:ascii="Times New Roman" w:hAnsi="Times New Roman" w:cs="Times New Roman"/>
+          <w:sz w:val="28"/>
+          <w:szCs w:val="28"/>
+          <w:lang w:val="ru-RU"/>
+        </w:rPr>
+        <w:t>no</w:t>
+      </w:r>
+      <w:proofErr w:type="spellEnd"/>
+      <w:r>
+        <w:rPr>
+          <w:rFonts w:ascii="Times New Roman" w:hAnsi="Times New Roman" w:cs="Times New Roman"/>
+          <w:sz w:val="28"/>
+          <w:szCs w:val="28"/>
+          <w:lang w:val="ru-RU"/>
+        </w:rPr>
+        <w:t xml:space="preserve"> </w:t>
+      </w:r>
+      <w:proofErr w:type="spellStart"/>
+      <w:r>
+        <w:rPr>
+          <w:rFonts w:ascii="Times New Roman" w:hAnsi="Times New Roman" w:cs="Times New Roman"/>
+          <w:sz w:val="28"/>
+          <w:szCs w:val="28"/>
+          <w:lang w:val="ru-RU"/>
+        </w:rPr>
+        <w:t>path</w:t>
+      </w:r>
+      <w:proofErr w:type="spellEnd"/>
+      <w:r>
+        <w:rPr>
+          <w:rFonts w:ascii="Times New Roman" w:hAnsi="Times New Roman" w:cs="Times New Roman"/>
+          <w:sz w:val="28"/>
+          <w:szCs w:val="28"/>
+          <w:lang w:val="ru-RU"/>
+        </w:rPr>
+        <w:t>".</w:t>
       </w:r>
     </w:p>
     <w:p>
@@ -1122,7 +1277,6 @@
           <w:rFonts w:ascii="Times New Roman" w:hAnsi="Times New Roman" w:cs="Times New Roman"/>
           <w:sz w:val="28"/>
           <w:szCs w:val="28"/>
-          <w:lang w:val="ru-RU"/>
         </w:rPr>
         <w:t xml:space="preserve"> </w:t>
       </w:r>
@@ -1192,6 +1346,7 @@
           <w:sz w:val="28"/>
           <w:szCs w:val="28"/>
         </w:rPr>
+        <w:lastRenderedPageBreak/>
         <w:t>Sample Input 2:</w:t>
       </w:r>
     </w:p>
@@ -1212,7 +1367,6 @@
           <w:sz w:val="28"/>
           <w:szCs w:val="28"/>
         </w:rPr>
-        <w:lastRenderedPageBreak/>
         <w:t xml:space="preserve">    </w:t>
       </w:r>
       <w:r>
@@ -1438,7 +1592,27 @@
           <w:szCs w:val="28"/>
           <w:lang w:val="ru-RU"/>
         </w:rPr>
-        <w:t>Точный метод: МВиГ (метод ветвей и границ): последовательный рост пути с использованием для отсечения двух нижних оценок веса оставшегося пути:</w:t>
+        <w:t xml:space="preserve">Точный метод: </w:t>
+      </w:r>
+      <w:proofErr w:type="spellStart"/>
+      <w:r>
+        <w:rPr>
+          <w:rFonts w:ascii="Times New Roman" w:hAnsi="Times New Roman" w:cs="Times New Roman"/>
+          <w:sz w:val="28"/>
+          <w:szCs w:val="28"/>
+          <w:lang w:val="ru-RU"/>
+        </w:rPr>
+        <w:t>МВиГ</w:t>
+      </w:r>
+      <w:proofErr w:type="spellEnd"/>
+      <w:r>
+        <w:rPr>
+          <w:rFonts w:ascii="Times New Roman" w:hAnsi="Times New Roman" w:cs="Times New Roman"/>
+          <w:sz w:val="28"/>
+          <w:szCs w:val="28"/>
+          <w:lang w:val="ru-RU"/>
+        </w:rPr>
+        <w:t xml:space="preserve"> (метод ветвей и границ): последовательный рост пути с использованием для отсечения двух нижних оценок веса оставшегося пути:</w:t>
       </w:r>
     </w:p>
     <w:p>
@@ -1471,14 +1645,25 @@
         </w:rPr>
         <w:t xml:space="preserve"> </w:t>
       </w:r>
-      <w:r>
-        <w:rPr>
-          <w:rFonts w:ascii="Times New Roman" w:hAnsi="Times New Roman" w:cs="Times New Roman"/>
-          <w:sz w:val="28"/>
-          <w:szCs w:val="28"/>
-          <w:lang w:val="ru-RU"/>
-        </w:rPr>
-        <w:t>Полусумма весов двух легчайших ребер по всем кускам.</w:t>
+      <w:proofErr w:type="spellStart"/>
+      <w:r>
+        <w:rPr>
+          <w:rFonts w:ascii="Times New Roman" w:hAnsi="Times New Roman" w:cs="Times New Roman"/>
+          <w:sz w:val="28"/>
+          <w:szCs w:val="28"/>
+          <w:lang w:val="ru-RU"/>
+        </w:rPr>
+        <w:t>Полусумма</w:t>
+      </w:r>
+      <w:proofErr w:type="spellEnd"/>
+      <w:r>
+        <w:rPr>
+          <w:rFonts w:ascii="Times New Roman" w:hAnsi="Times New Roman" w:cs="Times New Roman"/>
+          <w:sz w:val="28"/>
+          <w:szCs w:val="28"/>
+          <w:lang w:val="ru-RU"/>
+        </w:rPr>
+        <w:t xml:space="preserve"> весов двух легчайших ребер по всем кускам.</w:t>
       </w:r>
     </w:p>
     <w:p>
@@ -1490,16 +1675,37 @@
           <w:rFonts w:ascii="Times New Roman" w:hAnsi="Times New Roman" w:cs="Times New Roman"/>
           <w:sz w:val="28"/>
           <w:szCs w:val="28"/>
-        </w:rPr>
-      </w:pPr>
-      <w:r>
-        <w:rPr>
-          <w:rFonts w:ascii="Times New Roman" w:hAnsi="Times New Roman" w:cs="Times New Roman"/>
-          <w:sz w:val="28"/>
-          <w:szCs w:val="28"/>
-          <w:lang w:val="ru-RU"/>
-        </w:rPr>
-        <w:t>2. Вес минимального остовного дерева.</w:t>
+          <w:lang w:val="ru-RU"/>
+        </w:rPr>
+      </w:pPr>
+      <w:r>
+        <w:rPr>
+          <w:rFonts w:ascii="Times New Roman" w:hAnsi="Times New Roman" w:cs="Times New Roman"/>
+          <w:sz w:val="28"/>
+          <w:szCs w:val="28"/>
+          <w:lang w:val="ru-RU"/>
+        </w:rPr>
+        <w:t xml:space="preserve">2. Вес минимального </w:t>
+      </w:r>
+      <w:proofErr w:type="spellStart"/>
+      <w:r>
+        <w:rPr>
+          <w:rFonts w:ascii="Times New Roman" w:hAnsi="Times New Roman" w:cs="Times New Roman"/>
+          <w:sz w:val="28"/>
+          <w:szCs w:val="28"/>
+          <w:lang w:val="ru-RU"/>
+        </w:rPr>
+        <w:t>остовного</w:t>
+      </w:r>
+      <w:proofErr w:type="spellEnd"/>
+      <w:r>
+        <w:rPr>
+          <w:rFonts w:ascii="Times New Roman" w:hAnsi="Times New Roman" w:cs="Times New Roman"/>
+          <w:sz w:val="28"/>
+          <w:szCs w:val="28"/>
+          <w:lang w:val="ru-RU"/>
+        </w:rPr>
+        <w:t xml:space="preserve"> дерева.</w:t>
       </w:r>
     </w:p>
     <w:p>
@@ -1575,7 +1781,27 @@
           <w:szCs w:val="28"/>
           <w:lang w:val="ru-RU"/>
         </w:rPr>
-        <w:t>Замечание к варианту 3: начинать МВиГ со стартовой вершины</w:t>
+        <w:t xml:space="preserve">Замечание к варианту 3: начинать </w:t>
+      </w:r>
+      <w:proofErr w:type="spellStart"/>
+      <w:r>
+        <w:rPr>
+          <w:rFonts w:ascii="Times New Roman" w:hAnsi="Times New Roman" w:cs="Times New Roman"/>
+          <w:sz w:val="28"/>
+          <w:szCs w:val="28"/>
+          <w:lang w:val="ru-RU"/>
+        </w:rPr>
+        <w:t>МВиГ</w:t>
+      </w:r>
+      <w:proofErr w:type="spellEnd"/>
+      <w:r>
+        <w:rPr>
+          <w:rFonts w:ascii="Times New Roman" w:hAnsi="Times New Roman" w:cs="Times New Roman"/>
+          <w:sz w:val="28"/>
+          <w:szCs w:val="28"/>
+          <w:lang w:val="ru-RU"/>
+        </w:rPr>
+        <w:t xml:space="preserve"> со стартовой вершины</w:t>
       </w:r>
       <w:r>
         <w:rPr>
@@ -1632,7 +1858,27 @@
           <w:szCs w:val="28"/>
           <w:lang w:val="ru-RU"/>
         </w:rPr>
-        <w:t>1. Точный метод: МВиГ (метод ветвей и границ)</w:t>
+        <w:t xml:space="preserve">1. Точный метод: </w:t>
+      </w:r>
+      <w:proofErr w:type="spellStart"/>
+      <w:r>
+        <w:rPr>
+          <w:rFonts w:ascii="Times New Roman" w:hAnsi="Times New Roman" w:cs="Times New Roman"/>
+          <w:sz w:val="28"/>
+          <w:szCs w:val="28"/>
+          <w:lang w:val="ru-RU"/>
+        </w:rPr>
+        <w:t>МВиГ</w:t>
+      </w:r>
+      <w:proofErr w:type="spellEnd"/>
+      <w:r>
+        <w:rPr>
+          <w:rFonts w:ascii="Times New Roman" w:hAnsi="Times New Roman" w:cs="Times New Roman"/>
+          <w:sz w:val="28"/>
+          <w:szCs w:val="28"/>
+          <w:lang w:val="ru-RU"/>
+        </w:rPr>
+        <w:t xml:space="preserve"> (метод ветвей и границ)</w:t>
       </w:r>
     </w:p>
     <w:p>
@@ -1733,7 +1979,6 @@
           <w:szCs w:val="28"/>
           <w:lang w:val="ru-RU"/>
         </w:rPr>
-        <w:lastRenderedPageBreak/>
         <w:t>1)</w:t>
       </w:r>
       <w:r>
@@ -1765,6 +2010,7 @@
           <w:szCs w:val="28"/>
           <w:lang w:val="ru-RU"/>
         </w:rPr>
+        <w:lastRenderedPageBreak/>
         <w:t>2)</w:t>
       </w:r>
       <w:r>
@@ -1894,7 +2140,27 @@
           <w:lang w:val="ru-RU"/>
         </w:rPr>
         <w:br/>
-        <w:t>1. Нижняя оценка на основе полусуммы минимальных ребер</w:t>
+        <w:t xml:space="preserve">1. Нижняя оценка на основе </w:t>
+      </w:r>
+      <w:proofErr w:type="spellStart"/>
+      <w:r>
+        <w:rPr>
+          <w:rFonts w:ascii="Times New Roman" w:hAnsi="Times New Roman" w:cs="Times New Roman"/>
+          <w:sz w:val="28"/>
+          <w:szCs w:val="28"/>
+          <w:lang w:val="ru-RU"/>
+        </w:rPr>
+        <w:t>полусуммы</w:t>
+      </w:r>
+      <w:proofErr w:type="spellEnd"/>
+      <w:r>
+        <w:rPr>
+          <w:rFonts w:ascii="Times New Roman" w:hAnsi="Times New Roman" w:cs="Times New Roman"/>
+          <w:sz w:val="28"/>
+          <w:szCs w:val="28"/>
+          <w:lang w:val="ru-RU"/>
+        </w:rPr>
+        <w:t xml:space="preserve"> минимальных ребер</w:t>
       </w:r>
       <w:r>
         <w:rPr>
@@ -1937,6 +2203,7 @@
           <w:rFonts w:ascii="Times New Roman" w:hAnsi="Times New Roman" w:cs="Times New Roman"/>
           <w:sz w:val="28"/>
           <w:szCs w:val="28"/>
+          <w:lang w:val="ru-RU"/>
         </w:rPr>
       </w:pPr>
       <w:r>
@@ -1990,7 +2257,27 @@
           <w:szCs w:val="28"/>
           <w:lang w:val="ru-RU"/>
         </w:rPr>
-        <w:t>2. Нижняя оценка на основе минимального остовного дерева</w:t>
+        <w:t xml:space="preserve">2. Нижняя оценка на основе минимального </w:t>
+      </w:r>
+      <w:proofErr w:type="spellStart"/>
+      <w:r>
+        <w:rPr>
+          <w:rFonts w:ascii="Times New Roman" w:hAnsi="Times New Roman" w:cs="Times New Roman"/>
+          <w:sz w:val="28"/>
+          <w:szCs w:val="28"/>
+          <w:lang w:val="ru-RU"/>
+        </w:rPr>
+        <w:t>остовного</w:t>
+      </w:r>
+      <w:proofErr w:type="spellEnd"/>
+      <w:r>
+        <w:rPr>
+          <w:rFonts w:ascii="Times New Roman" w:hAnsi="Times New Roman" w:cs="Times New Roman"/>
+          <w:sz w:val="28"/>
+          <w:szCs w:val="28"/>
+          <w:lang w:val="ru-RU"/>
+        </w:rPr>
+        <w:t xml:space="preserve"> дерева</w:t>
       </w:r>
       <w:r>
         <w:rPr>
@@ -2018,7 +2305,27 @@
           <w:szCs w:val="28"/>
           <w:lang w:val="ru-RU"/>
         </w:rPr>
-        <w:t xml:space="preserve"> графа из оставшихся частей маршрута и поиска минимального остовного дерева алгоритмом Прима.</w:t>
+        <w:t xml:space="preserve"> графа из оставшихся частей маршрута и поиска минимального </w:t>
+      </w:r>
+      <w:proofErr w:type="spellStart"/>
+      <w:r>
+        <w:rPr>
+          <w:rFonts w:ascii="Times New Roman" w:hAnsi="Times New Roman" w:cs="Times New Roman"/>
+          <w:sz w:val="28"/>
+          <w:szCs w:val="28"/>
+          <w:lang w:val="ru-RU"/>
+        </w:rPr>
+        <w:t>остовного</w:t>
+      </w:r>
+      <w:proofErr w:type="spellEnd"/>
+      <w:r>
+        <w:rPr>
+          <w:rFonts w:ascii="Times New Roman" w:hAnsi="Times New Roman" w:cs="Times New Roman"/>
+          <w:sz w:val="28"/>
+          <w:szCs w:val="28"/>
+          <w:lang w:val="ru-RU"/>
+        </w:rPr>
+        <w:t xml:space="preserve"> дерева алгоритмом Прима.</w:t>
       </w:r>
       <w:r>
         <w:rPr>
@@ -2081,7 +2388,38 @@
           <w:szCs w:val="28"/>
           <w:lang w:val="ru-RU"/>
         </w:rPr>
-        <w:t>LB = max(LB1, LB2).</w:t>
+        <w:t xml:space="preserve">LB = </w:t>
+      </w:r>
+      <w:proofErr w:type="spellStart"/>
+      <w:proofErr w:type="gramStart"/>
+      <w:r>
+        <w:rPr>
+          <w:rFonts w:ascii="Times New Roman" w:hAnsi="Times New Roman" w:cs="Times New Roman"/>
+          <w:sz w:val="28"/>
+          <w:szCs w:val="28"/>
+          <w:lang w:val="ru-RU"/>
+        </w:rPr>
+        <w:t>max</w:t>
+      </w:r>
+      <w:proofErr w:type="spellEnd"/>
+      <w:r>
+        <w:rPr>
+          <w:rFonts w:ascii="Times New Roman" w:hAnsi="Times New Roman" w:cs="Times New Roman"/>
+          <w:sz w:val="28"/>
+          <w:szCs w:val="28"/>
+          <w:lang w:val="ru-RU"/>
+        </w:rPr>
+        <w:t>(</w:t>
+      </w:r>
+      <w:proofErr w:type="gramEnd"/>
+      <w:r>
+        <w:rPr>
+          <w:rFonts w:ascii="Times New Roman" w:hAnsi="Times New Roman" w:cs="Times New Roman"/>
+          <w:sz w:val="28"/>
+          <w:szCs w:val="28"/>
+          <w:lang w:val="ru-RU"/>
+        </w:rPr>
+        <w:t>LB1, LB2).</w:t>
       </w:r>
     </w:p>
     <w:p>
@@ -2185,7 +2523,6 @@
           <w:szCs w:val="28"/>
           <w:lang w:val="ru-RU"/>
         </w:rPr>
-        <w:lastRenderedPageBreak/>
         <w:t>Начальное решение формируется как последовательность вершин, начиная со стартовой вершины.</w:t>
       </w:r>
     </w:p>
@@ -2208,6 +2545,7 @@
           <w:szCs w:val="28"/>
           <w:lang w:val="ru-RU"/>
         </w:rPr>
+        <w:lastRenderedPageBreak/>
         <w:t>После этого выполняется цикл улучшений. На каждой итерации рассматриваются варианты переноса одной вершины в другое место маршрута.</w:t>
       </w:r>
       <w:r>
@@ -2298,6 +2636,7 @@
           <w:lang w:val="ru-RU"/>
         </w:rPr>
       </w:pPr>
+      <w:proofErr w:type="spellStart"/>
       <w:r>
         <w:rPr>
           <w:rFonts w:ascii="Times New Roman" w:hAnsi="Times New Roman" w:cs="Times New Roman"/>
@@ -2309,6 +2648,7 @@
         </w:rPr>
         <w:t>МВиГ</w:t>
       </w:r>
+      <w:proofErr w:type="spellEnd"/>
       <w:r>
         <w:rPr>
           <w:rFonts w:ascii="Times New Roman" w:hAnsi="Times New Roman" w:cs="Times New Roman"/>
@@ -2479,14 +2819,25 @@
         </w:rPr>
         <w:t xml:space="preserve"> </w:t>
       </w:r>
-      <w:r>
-        <w:rPr>
-          <w:rFonts w:ascii="Times New Roman" w:hAnsi="Times New Roman" w:cs="Times New Roman"/>
-          <w:sz w:val="28"/>
-          <w:szCs w:val="28"/>
-          <w:lang w:val="ru-RU"/>
-        </w:rPr>
-        <w:t>O(n</w:t>
+      <w:proofErr w:type="gramStart"/>
+      <w:r>
+        <w:rPr>
+          <w:rFonts w:ascii="Times New Roman" w:hAnsi="Times New Roman" w:cs="Times New Roman"/>
+          <w:sz w:val="28"/>
+          <w:szCs w:val="28"/>
+          <w:lang w:val="ru-RU"/>
+        </w:rPr>
+        <w:t>O(</w:t>
+      </w:r>
+      <w:proofErr w:type="gramEnd"/>
+      <w:r>
+        <w:rPr>
+          <w:rFonts w:ascii="Times New Roman" w:hAnsi="Times New Roman" w:cs="Times New Roman"/>
+          <w:sz w:val="28"/>
+          <w:szCs w:val="28"/>
+          <w:lang w:val="ru-RU"/>
+        </w:rPr>
+        <w:t>n</w:t>
       </w:r>
       <w:r>
         <w:rPr>
@@ -2596,7 +2947,27 @@
           <w:szCs w:val="28"/>
           <w:lang w:val="ru-RU"/>
         </w:rPr>
-        <w:t>(n-1)(n-2) = O(n²).</w:t>
+        <w:t>(n-</w:t>
+      </w:r>
+      <w:proofErr w:type="gramStart"/>
+      <w:r>
+        <w:rPr>
+          <w:rFonts w:ascii="Times New Roman" w:hAnsi="Times New Roman" w:cs="Times New Roman"/>
+          <w:sz w:val="28"/>
+          <w:szCs w:val="28"/>
+          <w:lang w:val="ru-RU"/>
+        </w:rPr>
+        <w:t>1)(</w:t>
+      </w:r>
+      <w:proofErr w:type="gramEnd"/>
+      <w:r>
+        <w:rPr>
+          <w:rFonts w:ascii="Times New Roman" w:hAnsi="Times New Roman" w:cs="Times New Roman"/>
+          <w:sz w:val="28"/>
+          <w:szCs w:val="28"/>
+          <w:lang w:val="ru-RU"/>
+        </w:rPr>
+        <w:t>n-2) = O(n²).</w:t>
       </w:r>
     </w:p>
     <w:p>
@@ -2764,7 +3135,6 @@
           <w:szCs w:val="28"/>
           <w:lang w:val="ru-RU"/>
         </w:rPr>
-        <w:lastRenderedPageBreak/>
         <w:t>Тестирование</w:t>
       </w:r>
     </w:p>
@@ -2793,13 +3163,32 @@
                 <w:lang w:val="en-US" w:eastAsia="ru-RU"/>
               </w:rPr>
             </w:pPr>
+            <w:proofErr w:type="spellStart"/>
             <w:r>
               <w:rPr>
                 <w:szCs w:val="28"/>
                 <w:lang w:val="en-US" w:eastAsia="ru-RU"/>
               </w:rPr>
-              <w:t>Входные данные</w:t>
-            </w:r>
+              <w:lastRenderedPageBreak/>
+              <w:t>Входные</w:t>
+            </w:r>
+            <w:proofErr w:type="spellEnd"/>
+            <w:r>
+              <w:rPr>
+                <w:szCs w:val="28"/>
+                <w:lang w:val="en-US" w:eastAsia="ru-RU"/>
+              </w:rPr>
+              <w:t xml:space="preserve"> </w:t>
+            </w:r>
+            <w:proofErr w:type="spellStart"/>
+            <w:r>
+              <w:rPr>
+                <w:szCs w:val="28"/>
+                <w:lang w:val="en-US" w:eastAsia="ru-RU"/>
+              </w:rPr>
+              <w:t>данные</w:t>
+            </w:r>
+            <w:proofErr w:type="spellEnd"/>
           </w:p>
         </w:tc>
         <w:tc>
@@ -2816,6 +3205,7 @@
                 <w:lang w:val="en-US" w:eastAsia="ru-RU"/>
               </w:rPr>
             </w:pPr>
+            <w:proofErr w:type="spellStart"/>
             <w:r>
               <w:rPr>
                 <w:szCs w:val="28"/>
@@ -2823,6 +3213,7 @@
               </w:rPr>
               <w:t>Вывод</w:t>
             </w:r>
+            <w:proofErr w:type="spellEnd"/>
           </w:p>
         </w:tc>
       </w:tr>
@@ -2951,9 +3342,10 @@
               <w:ind w:firstLine="0"/>
               <w:rPr>
                 <w:szCs w:val="28"/>
-                <w:lang w:val="en-US" w:eastAsia="ru-RU"/>
+                <w:lang w:eastAsia="ru-RU"/>
               </w:rPr>
             </w:pPr>
+            <w:proofErr w:type="spellStart"/>
             <w:r>
               <w:rPr>
                 <w:szCs w:val="28"/>
@@ -2961,10 +3353,11 @@
               </w:rPr>
               <w:t>МВиГ</w:t>
             </w:r>
-            <w:r>
-              <w:rPr>
-                <w:szCs w:val="28"/>
-                <w:lang w:val="en-US" w:eastAsia="ru-RU"/>
+            <w:proofErr w:type="spellEnd"/>
+            <w:r>
+              <w:rPr>
+                <w:szCs w:val="28"/>
+                <w:lang w:eastAsia="ru-RU"/>
               </w:rPr>
               <w:t>:</w:t>
             </w:r>
@@ -2975,7 +3368,7 @@
               <w:ind w:firstLine="0"/>
               <w:rPr>
                 <w:szCs w:val="28"/>
-                <w:lang w:val="en-US" w:eastAsia="ru-RU"/>
+                <w:lang w:eastAsia="ru-RU"/>
               </w:rPr>
             </w:pPr>
             <w:r>
@@ -2988,7 +3381,7 @@
             <w:r>
               <w:rPr>
                 <w:szCs w:val="28"/>
-                <w:lang w:val="en-US" w:eastAsia="ru-RU"/>
+                <w:lang w:eastAsia="ru-RU"/>
               </w:rPr>
               <w:t>: 1 2 0 3 4 1</w:t>
             </w:r>
@@ -2999,7 +3392,7 @@
               <w:ind w:firstLine="0"/>
               <w:rPr>
                 <w:szCs w:val="28"/>
-                <w:lang w:val="en-US" w:eastAsia="ru-RU"/>
+                <w:lang w:eastAsia="ru-RU"/>
               </w:rPr>
             </w:pPr>
             <w:r>
@@ -3012,7 +3405,7 @@
             <w:r>
               <w:rPr>
                 <w:szCs w:val="28"/>
-                <w:lang w:val="en-US" w:eastAsia="ru-RU"/>
+                <w:lang w:eastAsia="ru-RU"/>
               </w:rPr>
               <w:t>: 214</w:t>
             </w:r>
@@ -3023,7 +3416,7 @@
               <w:ind w:firstLine="0"/>
               <w:rPr>
                 <w:szCs w:val="28"/>
-                <w:lang w:val="en-US" w:eastAsia="ru-RU"/>
+                <w:lang w:eastAsia="ru-RU"/>
               </w:rPr>
             </w:pPr>
             <w:r>
@@ -3036,7 +3429,7 @@
             <w:r>
               <w:rPr>
                 <w:szCs w:val="28"/>
-                <w:lang w:val="en-US" w:eastAsia="ru-RU"/>
+                <w:lang w:eastAsia="ru-RU"/>
               </w:rPr>
               <w:t>:</w:t>
             </w:r>
@@ -3047,7 +3440,7 @@
               <w:ind w:firstLine="0"/>
               <w:rPr>
                 <w:szCs w:val="28"/>
-                <w:lang w:val="en-US" w:eastAsia="ru-RU"/>
+                <w:lang w:eastAsia="ru-RU"/>
               </w:rPr>
             </w:pPr>
             <w:r>
@@ -3060,7 +3453,7 @@
             <w:r>
               <w:rPr>
                 <w:szCs w:val="28"/>
-                <w:lang w:val="en-US" w:eastAsia="ru-RU"/>
+                <w:lang w:eastAsia="ru-RU"/>
               </w:rPr>
               <w:t>: 1 2 0 3 4 1</w:t>
             </w:r>
@@ -3184,9 +3577,10 @@
               <w:ind w:firstLine="0"/>
               <w:rPr>
                 <w:szCs w:val="28"/>
-                <w:lang w:val="en-US" w:eastAsia="ru-RU"/>
+                <w:lang w:eastAsia="ru-RU"/>
               </w:rPr>
             </w:pPr>
+            <w:proofErr w:type="spellStart"/>
             <w:r>
               <w:rPr>
                 <w:szCs w:val="28"/>
@@ -3194,10 +3588,11 @@
               </w:rPr>
               <w:t>МВиГ</w:t>
             </w:r>
-            <w:r>
-              <w:rPr>
-                <w:szCs w:val="28"/>
-                <w:lang w:val="en-US" w:eastAsia="ru-RU"/>
+            <w:proofErr w:type="spellEnd"/>
+            <w:r>
+              <w:rPr>
+                <w:szCs w:val="28"/>
+                <w:lang w:eastAsia="ru-RU"/>
               </w:rPr>
               <w:t>:</w:t>
             </w:r>
@@ -3208,7 +3603,7 @@
               <w:ind w:firstLine="0"/>
               <w:rPr>
                 <w:szCs w:val="28"/>
-                <w:lang w:val="en-US" w:eastAsia="ru-RU"/>
+                <w:lang w:eastAsia="ru-RU"/>
               </w:rPr>
             </w:pPr>
             <w:r>
@@ -3221,7 +3616,7 @@
             <w:r>
               <w:rPr>
                 <w:szCs w:val="28"/>
-                <w:lang w:val="en-US" w:eastAsia="ru-RU"/>
+                <w:lang w:eastAsia="ru-RU"/>
               </w:rPr>
               <w:t>: 1 2 0 1</w:t>
             </w:r>
@@ -3232,7 +3627,7 @@
               <w:ind w:firstLine="0"/>
               <w:rPr>
                 <w:szCs w:val="28"/>
-                <w:lang w:val="en-US" w:eastAsia="ru-RU"/>
+                <w:lang w:eastAsia="ru-RU"/>
               </w:rPr>
             </w:pPr>
             <w:r>
@@ -3245,7 +3640,7 @@
             <w:r>
               <w:rPr>
                 <w:szCs w:val="28"/>
-                <w:lang w:val="en-US" w:eastAsia="ru-RU"/>
+                <w:lang w:eastAsia="ru-RU"/>
               </w:rPr>
               <w:t>: 3</w:t>
             </w:r>
@@ -3256,7 +3651,7 @@
               <w:ind w:firstLine="0"/>
               <w:rPr>
                 <w:szCs w:val="28"/>
-                <w:lang w:val="en-US" w:eastAsia="ru-RU"/>
+                <w:lang w:eastAsia="ru-RU"/>
               </w:rPr>
             </w:pPr>
             <w:r>
@@ -3269,14 +3664,14 @@
             <w:r>
               <w:rPr>
                 <w:szCs w:val="28"/>
-                <w:lang w:val="en-US" w:eastAsia="ru-RU"/>
+                <w:lang w:eastAsia="ru-RU"/>
               </w:rPr>
               <w:t>:</w:t>
             </w:r>
             <w:r>
               <w:rPr>
                 <w:szCs w:val="28"/>
-                <w:lang w:val="en-US" w:eastAsia="ru-RU"/>
+                <w:lang w:eastAsia="ru-RU"/>
               </w:rPr>
               <w:br/>
             </w:r>
@@ -3290,7 +3685,7 @@
             <w:r>
               <w:rPr>
                 <w:szCs w:val="28"/>
-                <w:lang w:val="en-US" w:eastAsia="ru-RU"/>
+                <w:lang w:eastAsia="ru-RU"/>
               </w:rPr>
               <w:t>: 1 2 0 1</w:t>
             </w:r>
@@ -3430,6 +3825,7 @@
                 <w:lang w:eastAsia="ru-RU"/>
               </w:rPr>
             </w:pPr>
+            <w:proofErr w:type="spellStart"/>
             <w:r>
               <w:rPr>
                 <w:szCs w:val="28"/>
@@ -3437,6 +3833,7 @@
               </w:rPr>
               <w:t>МВиГ</w:t>
             </w:r>
+            <w:proofErr w:type="spellEnd"/>
             <w:r>
               <w:rPr>
                 <w:szCs w:val="28"/>
@@ -3482,7 +3879,7 @@
               <w:ind w:firstLine="0"/>
               <w:rPr>
                 <w:szCs w:val="28"/>
-                <w:lang w:val="en-US" w:eastAsia="ru-RU"/>
+                <w:lang w:eastAsia="ru-RU"/>
               </w:rPr>
             </w:pPr>
             <w:r>
@@ -3509,7 +3906,7 @@
             <w:r>
               <w:rPr>
                 <w:szCs w:val="28"/>
-                <w:lang w:val="en-US" w:eastAsia="ru-RU"/>
+                <w:lang w:eastAsia="ru-RU"/>
               </w:rPr>
               <w:t>5</w:t>
             </w:r>
@@ -3520,7 +3917,7 @@
               <w:ind w:firstLine="0"/>
               <w:rPr>
                 <w:szCs w:val="28"/>
-                <w:lang w:val="en-US" w:eastAsia="ru-RU"/>
+                <w:lang w:eastAsia="ru-RU"/>
               </w:rPr>
             </w:pPr>
             <w:r>
@@ -3561,7 +3958,7 @@
             <w:r>
               <w:rPr>
                 <w:szCs w:val="28"/>
-                <w:lang w:val="en-US" w:eastAsia="ru-RU"/>
+                <w:lang w:eastAsia="ru-RU"/>
               </w:rPr>
               <w:t>0 2 3 1 0</w:t>
             </w:r>
@@ -3692,6 +4089,7 @@
                 <w:lang w:eastAsia="ru-RU"/>
               </w:rPr>
             </w:pPr>
+            <w:proofErr w:type="spellStart"/>
             <w:r>
               <w:rPr>
                 <w:szCs w:val="28"/>
@@ -3699,6 +4097,7 @@
               </w:rPr>
               <w:t>МВиГ</w:t>
             </w:r>
+            <w:proofErr w:type="spellEnd"/>
             <w:r>
               <w:rPr>
                 <w:szCs w:val="28"/>
@@ -3713,7 +4112,7 @@
               <w:ind w:firstLine="0"/>
               <w:rPr>
                 <w:szCs w:val="28"/>
-                <w:lang w:val="en-US" w:eastAsia="ru-RU"/>
+                <w:lang w:eastAsia="ru-RU"/>
               </w:rPr>
             </w:pPr>
             <w:r>
@@ -3740,7 +4139,7 @@
             <w:r>
               <w:rPr>
                 <w:szCs w:val="28"/>
-                <w:lang w:val="en-US" w:eastAsia="ru-RU"/>
+                <w:lang w:eastAsia="ru-RU"/>
               </w:rPr>
               <w:t xml:space="preserve"> 1 0 2</w:t>
             </w:r>
@@ -3751,7 +4150,7 @@
               <w:ind w:firstLine="0"/>
               <w:rPr>
                 <w:szCs w:val="28"/>
-                <w:lang w:val="en-US" w:eastAsia="ru-RU"/>
+                <w:lang w:eastAsia="ru-RU"/>
               </w:rPr>
             </w:pPr>
             <w:r>
@@ -3771,7 +4170,7 @@
             <w:r>
               <w:rPr>
                 <w:szCs w:val="28"/>
-                <w:lang w:val="en-US" w:eastAsia="ru-RU"/>
+                <w:lang w:eastAsia="ru-RU"/>
               </w:rPr>
               <w:t>95</w:t>
             </w:r>
@@ -3916,7 +4315,29 @@
           <w:szCs w:val="28"/>
           <w:lang w:val="ru-RU" w:eastAsia="ru-RU" w:bidi="hi-IN"/>
         </w:rPr>
-        <w:t>В ходе лабораторной работы были реализованы алгоритм МВиГ и приближенный алгоритм АМР для решения задачи коммивояжера.</w:t>
+        <w:t xml:space="preserve">В ходе лабораторной работы были реализованы алгоритм </w:t>
+      </w:r>
+      <w:proofErr w:type="spellStart"/>
+      <w:r>
+        <w:rPr>
+          <w:rFonts w:ascii="Times New Roman" w:eastAsia="Times New Roman" w:hAnsi="Times New Roman" w:cs="Times New Roman"/>
+          <w:kern w:val="3"/>
+          <w:sz w:val="28"/>
+          <w:szCs w:val="28"/>
+          <w:lang w:val="ru-RU" w:eastAsia="ru-RU" w:bidi="hi-IN"/>
+        </w:rPr>
+        <w:t>МВиГ</w:t>
+      </w:r>
+      <w:proofErr w:type="spellEnd"/>
+      <w:r>
+        <w:rPr>
+          <w:rFonts w:ascii="Times New Roman" w:eastAsia="Times New Roman" w:hAnsi="Times New Roman" w:cs="Times New Roman"/>
+          <w:kern w:val="3"/>
+          <w:sz w:val="28"/>
+          <w:szCs w:val="28"/>
+          <w:lang w:val="ru-RU" w:eastAsia="ru-RU" w:bidi="hi-IN"/>
+        </w:rPr>
+        <w:t xml:space="preserve"> и приближенный алгоритм АМР для решения задачи коммивояжера.</w:t>
       </w:r>
       <w:r>
         <w:rPr>
@@ -3988,13 +4409,133 @@
       </w:pPr>
     </w:p>
     <w:sectPr>
+      <w:footerReference w:type="default" r:id="rId7"/>
       <w:pgSz w:w="11906" w:h="16838"/>
-      <w:pgMar w:top="1134" w:right="1841" w:bottom="1134" w:left="1701" w:header="708" w:footer="708" w:gutter="0"/>
+      <w:pgMar w:top="1134" w:right="1418" w:bottom="1134" w:left="1701" w:header="709" w:footer="709" w:gutter="0"/>
       <w:cols w:space="708"/>
+      <w:titlePg/>
       <w:docGrid w:linePitch="360"/>
     </w:sectPr>
   </w:body>
 </w:document>
+</file>
+
+<file path=word/endnotes.xml><?xml version="1.0" encoding="utf-8"?>
+<w:endnotes xmlns:wpc="http://schemas.microsoft.com/office/word/2010/wordprocessingCanvas" xmlns:cx="http://schemas.microsoft.com/office/drawing/2014/chartex" xmlns:cx1="http://schemas.microsoft.com/office/drawing/2015/9/8/chartex" xmlns:cx2="http://schemas.microsoft.com/office/drawing/2015/10/21/chartex" xmlns:cx3="http://schemas.microsoft.com/office/drawing/2016/5/9/chartex" xmlns:cx4="http://schemas.microsoft.com/office/drawing/2016/5/10/chartex" xmlns:cx5="http://schemas.microsoft.com/office/drawing/2016/5/11/chartex" xmlns:cx6="http://schemas.microsoft.com/office/drawing/2016/5/12/chartex" xmlns:cx7="http://schemas.microsoft.com/office/drawing/2016/5/13/chartex" xmlns:cx8="http://schemas.microsoft.com/office/drawing/2016/5/14/chartex" xmlns:mc="http://schemas.openxmlformats.org/markup-compatibility/2006" xmlns:aink="http://schemas.microsoft.com/office/drawing/2016/ink" xmlns:am3d="http://schemas.microsoft.com/office/drawing/2017/model3d" xmlns:o="urn:schemas-microsoft-com:office:office" xmlns:oel="http://schemas.microsoft.com/office/2019/extlst" xmlns:r="http://schemas.openxmlformats.org/officeDocument/2006/relationships" xmlns:m="http://schemas.openxmlformats.org/officeDocument/2006/math" xmlns:v="urn:schemas-microsoft-com:vml" xmlns:wp14="http://schemas.microsoft.com/office/word/2010/wordprocessingDrawing" xmlns:wp="http://schemas.openxmlformats.org/drawingml/2006/wordprocessingDrawing" xmlns:w10="urn:schemas-microsoft-com:office:word" xmlns:w="http://schemas.openxmlformats.org/wordprocessingml/2006/main" xmlns:w14="http://schemas.microsoft.com/office/word/2010/wordml" xmlns:w15="http://schemas.microsoft.com/office/word/2012/wordml" xmlns:w16cex="http://schemas.microsoft.com/office/word/2018/wordml/cex" xmlns:w16cid="http://schemas.microsoft.com/office/word/2016/wordml/cid" xmlns:w16="http://schemas.microsoft.com/office/word/2018/wordml" xmlns:w16du="http://schemas.microsoft.com/office/word/2023/wordml/word16du" xmlns:w16sdtdh="http://schemas.microsoft.com/office/word/2020/wordml/sdtdatahash" xmlns:w16sdtfl="http://schemas.microsoft.com/office/word/2024/wordml/sdtformatlock" xmlns:w16se="http://schemas.microsoft.com/office/word/2015/wordml/symex" xmlns:wpg="http://schemas.microsoft.com/office/word/2010/wordprocessingGroup" xmlns:wpi="http://schemas.microsoft.com/office/word/2010/wordprocessingInk" xmlns:wne="http://schemas.microsoft.com/office/word/2006/wordml" xmlns:wps="http://schemas.microsoft.com/office/word/2010/wordprocessingShape" mc:Ignorable="w14 w15 w16se w16cid w16 w16cex w16sdtdh w16sdtfl w16du wp14">
+  <w:endnote w:type="separator" w:id="-1">
+    <w:p>
+      <w:r>
+        <w:separator/>
+      </w:r>
+    </w:p>
+  </w:endnote>
+  <w:endnote w:type="continuationSeparator" w:id="0">
+    <w:p>
+      <w:r>
+        <w:continuationSeparator/>
+      </w:r>
+    </w:p>
+  </w:endnote>
+</w:endnotes>
+</file>
+
+<file path=word/footer1.xml><?xml version="1.0" encoding="utf-8"?>
+<w:ftr xmlns:wpc="http://schemas.microsoft.com/office/word/2010/wordprocessingCanvas" xmlns:cx="http://schemas.microsoft.com/office/drawing/2014/chartex" xmlns:cx1="http://schemas.microsoft.com/office/drawing/2015/9/8/chartex" xmlns:cx2="http://schemas.microsoft.com/office/drawing/2015/10/21/chartex" xmlns:cx3="http://schemas.microsoft.com/office/drawing/2016/5/9/chartex" xmlns:cx4="http://schemas.microsoft.com/office/drawing/2016/5/10/chartex" xmlns:cx5="http://schemas.microsoft.com/office/drawing/2016/5/11/chartex" xmlns:cx6="http://schemas.microsoft.com/office/drawing/2016/5/12/chartex" xmlns:cx7="http://schemas.microsoft.com/office/drawing/2016/5/13/chartex" xmlns:cx8="http://schemas.microsoft.com/office/drawing/2016/5/14/chartex" xmlns:mc="http://schemas.openxmlformats.org/markup-compatibility/2006" xmlns:aink="http://schemas.microsoft.com/office/drawing/2016/ink" xmlns:am3d="http://schemas.microsoft.com/office/drawing/2017/model3d" xmlns:o="urn:schemas-microsoft-com:office:office" xmlns:oel="http://schemas.microsoft.com/office/2019/extlst" xmlns:r="http://schemas.openxmlformats.org/officeDocument/2006/relationships" xmlns:m="http://schemas.openxmlformats.org/officeDocument/2006/math" xmlns:v="urn:schemas-microsoft-com:vml" xmlns:wp14="http://schemas.microsoft.com/office/word/2010/wordprocessingDrawing" xmlns:wp="http://schemas.openxmlformats.org/drawingml/2006/wordprocessingDrawing" xmlns:w10="urn:schemas-microsoft-com:office:word" xmlns:w="http://schemas.openxmlformats.org/wordprocessingml/2006/main" xmlns:w14="http://schemas.microsoft.com/office/word/2010/wordml" xmlns:w15="http://schemas.microsoft.com/office/word/2012/wordml" xmlns:w16cex="http://schemas.microsoft.com/office/word/2018/wordml/cex" xmlns:w16cid="http://schemas.microsoft.com/office/word/2016/wordml/cid" xmlns:w16="http://schemas.microsoft.com/office/word/2018/wordml" xmlns:w16du="http://schemas.microsoft.com/office/word/2023/wordml/word16du" xmlns:w16sdtdh="http://schemas.microsoft.com/office/word/2020/wordml/sdtdatahash" xmlns:w16sdtfl="http://schemas.microsoft.com/office/word/2024/wordml/sdtformatlock" xmlns:w16se="http://schemas.microsoft.com/office/word/2015/wordml/symex" xmlns:wpg="http://schemas.microsoft.com/office/word/2010/wordprocessingGroup" xmlns:wpi="http://schemas.microsoft.com/office/word/2010/wordprocessingInk" xmlns:wne="http://schemas.microsoft.com/office/word/2006/wordml" xmlns:wps="http://schemas.microsoft.com/office/word/2010/wordprocessingShape" mc:Ignorable="w14 w15 w16se w16cid w16 w16cex w16sdtdh w16sdtfl w16du wp14">
+  <w:sdt>
+    <w:sdtPr>
+      <w:id w:val="551361028"/>
+      <w:docPartObj>
+        <w:docPartGallery w:val="Page Numbers (Bottom of Page)"/>
+        <w:docPartUnique/>
+      </w:docPartObj>
+    </w:sdtPr>
+    <w:sdtEndPr>
+      <w:rPr>
+        <w:rFonts w:ascii="Times New Roman" w:hAnsi="Times New Roman" w:cs="Times New Roman"/>
+        <w:sz w:val="28"/>
+        <w:szCs w:val="28"/>
+      </w:rPr>
+    </w:sdtEndPr>
+    <w:sdtContent>
+      <w:p>
+        <w:pPr>
+          <w:pStyle w:val="af0"/>
+          <w:jc w:val="right"/>
+          <w:rPr>
+            <w:rFonts w:ascii="Times New Roman" w:hAnsi="Times New Roman" w:cs="Times New Roman"/>
+            <w:sz w:val="28"/>
+            <w:szCs w:val="28"/>
+          </w:rPr>
+        </w:pPr>
+        <w:r>
+          <w:rPr>
+            <w:rFonts w:ascii="Times New Roman" w:hAnsi="Times New Roman" w:cs="Times New Roman"/>
+            <w:sz w:val="28"/>
+            <w:szCs w:val="28"/>
+          </w:rPr>
+          <w:fldChar w:fldCharType="begin"/>
+        </w:r>
+        <w:r>
+          <w:rPr>
+            <w:rFonts w:ascii="Times New Roman" w:hAnsi="Times New Roman" w:cs="Times New Roman"/>
+            <w:sz w:val="28"/>
+            <w:szCs w:val="28"/>
+          </w:rPr>
+          <w:instrText>PAGE   \* MERGEFORMAT</w:instrText>
+        </w:r>
+        <w:r>
+          <w:rPr>
+            <w:rFonts w:ascii="Times New Roman" w:hAnsi="Times New Roman" w:cs="Times New Roman"/>
+            <w:sz w:val="28"/>
+            <w:szCs w:val="28"/>
+          </w:rPr>
+          <w:fldChar w:fldCharType="separate"/>
+        </w:r>
+        <w:r>
+          <w:rPr>
+            <w:rFonts w:ascii="Times New Roman" w:hAnsi="Times New Roman" w:cs="Times New Roman"/>
+            <w:sz w:val="28"/>
+            <w:szCs w:val="28"/>
+            <w:lang w:val="ru-RU"/>
+          </w:rPr>
+          <w:t>2</w:t>
+        </w:r>
+        <w:r>
+          <w:rPr>
+            <w:rFonts w:ascii="Times New Roman" w:hAnsi="Times New Roman" w:cs="Times New Roman"/>
+            <w:sz w:val="28"/>
+            <w:szCs w:val="28"/>
+          </w:rPr>
+          <w:fldChar w:fldCharType="end"/>
+        </w:r>
+      </w:p>
+    </w:sdtContent>
+  </w:sdt>
+  <w:p>
+    <w:pPr>
+      <w:pStyle w:val="af0"/>
+    </w:pPr>
+  </w:p>
+</w:ftr>
+</file>
+
+<file path=word/footnotes.xml><?xml version="1.0" encoding="utf-8"?>
+<w:footnotes xmlns:wpc="http://schemas.microsoft.com/office/word/2010/wordprocessingCanvas" xmlns:cx="http://schemas.microsoft.com/office/drawing/2014/chartex" xmlns:cx1="http://schemas.microsoft.com/office/drawing/2015/9/8/chartex" xmlns:cx2="http://schemas.microsoft.com/office/drawing/2015/10/21/chartex" xmlns:cx3="http://schemas.microsoft.com/office/drawing/2016/5/9/chartex" xmlns:cx4="http://schemas.microsoft.com/office/drawing/2016/5/10/chartex" xmlns:cx5="http://schemas.microsoft.com/office/drawing/2016/5/11/chartex" xmlns:cx6="http://schemas.microsoft.com/office/drawing/2016/5/12/chartex" xmlns:cx7="http://schemas.microsoft.com/office/drawing/2016/5/13/chartex" xmlns:cx8="http://schemas.microsoft.com/office/drawing/2016/5/14/chartex" xmlns:mc="http://schemas.openxmlformats.org/markup-compatibility/2006" xmlns:aink="http://schemas.microsoft.com/office/drawing/2016/ink" xmlns:am3d="http://schemas.microsoft.com/office/drawing/2017/model3d" xmlns:o="urn:schemas-microsoft-com:office:office" xmlns:oel="http://schemas.microsoft.com/office/2019/extlst" xmlns:r="http://schemas.openxmlformats.org/officeDocument/2006/relationships" xmlns:m="http://schemas.openxmlformats.org/officeDocument/2006/math" xmlns:v="urn:schemas-microsoft-com:vml" xmlns:wp14="http://schemas.microsoft.com/office/word/2010/wordprocessingDrawing" xmlns:wp="http://schemas.openxmlformats.org/drawingml/2006/wordprocessingDrawing" xmlns:w10="urn:schemas-microsoft-com:office:word" xmlns:w="http://schemas.openxmlformats.org/wordprocessingml/2006/main" xmlns:w14="http://schemas.microsoft.com/office/word/2010/wordml" xmlns:w15="http://schemas.microsoft.com/office/word/2012/wordml" xmlns:w16cex="http://schemas.microsoft.com/office/word/2018/wordml/cex" xmlns:w16cid="http://schemas.microsoft.com/office/word/2016/wordml/cid" xmlns:w16="http://schemas.microsoft.com/office/word/2018/wordml" xmlns:w16du="http://schemas.microsoft.com/office/word/2023/wordml/word16du" xmlns:w16sdtdh="http://schemas.microsoft.com/office/word/2020/wordml/sdtdatahash" xmlns:w16sdtfl="http://schemas.microsoft.com/office/word/2024/wordml/sdtformatlock" xmlns:w16se="http://schemas.microsoft.com/office/word/2015/wordml/symex" xmlns:wpg="http://schemas.microsoft.com/office/word/2010/wordprocessingGroup" xmlns:wpi="http://schemas.microsoft.com/office/word/2010/wordprocessingInk" xmlns:wne="http://schemas.microsoft.com/office/word/2006/wordml" xmlns:wps="http://schemas.microsoft.com/office/word/2010/wordprocessingShape" mc:Ignorable="w14 w15 w16se w16cid w16 w16cex w16sdtdh w16sdtfl w16du wp14">
+  <w:footnote w:type="separator" w:id="-1">
+    <w:p>
+      <w:r>
+        <w:separator/>
+      </w:r>
+    </w:p>
+  </w:footnote>
+  <w:footnote w:type="continuationSeparator" w:id="0">
+    <w:p>
+      <w:r>
+        <w:continuationSeparator/>
+      </w:r>
+    </w:p>
+  </w:footnote>
+</w:footnotes>
 </file>
 
 <file path=word/numbering.xml><?xml version="1.0" encoding="utf-8"?>
@@ -5102,6 +5643,7 @@
   <w:style w:type="character" w:default="1" w:styleId="a0">
     <w:name w:val="Default Paragraph Font"/>
     <w:uiPriority w:val="1"/>
+    <w:semiHidden/>
     <w:unhideWhenUsed/>
   </w:style>
   <w:style w:type="table" w:default="1" w:styleId="a1">
@@ -5524,6 +6066,64 @@
       </w:tblBorders>
     </w:tblPr>
   </w:style>
+  <w:style w:type="paragraph" w:styleId="ae">
+    <w:name w:val="header"/>
+    <w:basedOn w:val="a"/>
+    <w:link w:val="af"/>
+    <w:uiPriority w:val="99"/>
+    <w:unhideWhenUsed/>
+    <w:rsid w:val="006F1365"/>
+    <w:pPr>
+      <w:tabs>
+        <w:tab w:val="center" w:pos="4677"/>
+        <w:tab w:val="right" w:pos="9355"/>
+      </w:tabs>
+    </w:pPr>
+  </w:style>
+  <w:style w:type="character" w:customStyle="1" w:styleId="af">
+    <w:name w:val="Верхний колонтитул Знак"/>
+    <w:basedOn w:val="a0"/>
+    <w:link w:val="ae"/>
+    <w:uiPriority w:val="99"/>
+    <w:rsid w:val="006F1365"/>
+    <w:rPr>
+      <w:rFonts w:eastAsiaTheme="minorEastAsia"/>
+      <w:kern w:val="0"/>
+      <w:sz w:val="20"/>
+      <w:szCs w:val="20"/>
+      <w:lang w:val="en-US" w:eastAsia="zh-CN"/>
+      <w14:ligatures w14:val="none"/>
+    </w:rPr>
+  </w:style>
+  <w:style w:type="paragraph" w:styleId="af0">
+    <w:name w:val="footer"/>
+    <w:basedOn w:val="a"/>
+    <w:link w:val="af1"/>
+    <w:uiPriority w:val="99"/>
+    <w:unhideWhenUsed/>
+    <w:rsid w:val="006F1365"/>
+    <w:pPr>
+      <w:tabs>
+        <w:tab w:val="center" w:pos="4677"/>
+        <w:tab w:val="right" w:pos="9355"/>
+      </w:tabs>
+    </w:pPr>
+  </w:style>
+  <w:style w:type="character" w:customStyle="1" w:styleId="af1">
+    <w:name w:val="Нижний колонтитул Знак"/>
+    <w:basedOn w:val="a0"/>
+    <w:link w:val="af0"/>
+    <w:uiPriority w:val="99"/>
+    <w:rsid w:val="006F1365"/>
+    <w:rPr>
+      <w:rFonts w:eastAsiaTheme="minorEastAsia"/>
+      <w:kern w:val="0"/>
+      <w:sz w:val="20"/>
+      <w:szCs w:val="20"/>
+      <w:lang w:val="en-US" w:eastAsia="zh-CN"/>
+      <w14:ligatures w14:val="none"/>
+    </w:rPr>
+  </w:style>
 </w:styles>
 </file>
 
